--- a/document_templates/PVs/PV-validated-md.docx
+++ b/document_templates/PVs/PV-validated-md.docx
@@ -564,20 +564,50 @@
           <w:ilvl w:val="0"/>
           <w:numId w:val="0"/>
         </w:numPr>
-        <w:ind w:leftChars="0" w:firstLine="708" w:firstLineChars="0"/>
-        <w:rPr>
-          <w:rFonts w:hint="default" w:ascii="Times New Roman" w:hAnsi="Times New Roman" w:cs="Times New Roman"/>
-          <w:sz w:val="24"/>
-          <w:szCs w:val="24"/>
-        </w:rPr>
-      </w:pPr>
-      <w:r>
-        <w:rPr>
-          <w:rFonts w:hint="default" w:ascii="Times New Roman" w:hAnsi="Times New Roman" w:cs="Times New Roman"/>
-          <w:sz w:val="24"/>
-          <w:szCs w:val="24"/>
-        </w:rPr>
-        <w:t>Montant                                                         </w:t>
+        <w:rPr>
+          <w:rFonts w:hint="default" w:ascii="Times New Roman" w:hAnsi="Times New Roman" w:cs="Times New Roman"/>
+          <w:sz w:val="24"/>
+          <w:szCs w:val="24"/>
+        </w:rPr>
+      </w:pPr>
+      <w:bookmarkStart w:id="3" w:name="_GoBack"/>
+      <w:r>
+        <w:rPr>
+          <w:rFonts w:hint="default" w:ascii="Times New Roman" w:hAnsi="Times New Roman" w:cs="Times New Roman"/>
+          <w:sz w:val="24"/>
+          <w:szCs w:val="24"/>
+        </w:rPr>
+        <w:t>Montant</w:t>
+      </w:r>
+      <w:r>
+        <w:rPr>
+          <w:rFonts w:hint="default" w:ascii="Times New Roman" w:hAnsi="Times New Roman" w:cs="Times New Roman"/>
+          <w:sz w:val="24"/>
+          <w:szCs w:val="24"/>
+          <w:lang w:val="en-US"/>
+        </w:rPr>
+        <w:tab/>
+        <w:t/>
+      </w:r>
+      <w:r>
+        <w:rPr>
+          <w:rFonts w:hint="default" w:ascii="Times New Roman" w:hAnsi="Times New Roman" w:cs="Times New Roman"/>
+          <w:sz w:val="24"/>
+          <w:szCs w:val="24"/>
+          <w:lang w:val="en-US"/>
+        </w:rPr>
+        <w:tab/>
+        <w:t/>
+      </w:r>
+      <w:r>
+        <w:rPr>
+          <w:rFonts w:hint="default" w:ascii="Times New Roman" w:hAnsi="Times New Roman" w:cs="Times New Roman"/>
+          <w:sz w:val="24"/>
+          <w:szCs w:val="24"/>
+          <w:lang w:val="en-US"/>
+        </w:rPr>
+        <w:tab/>
+        <w:t/>
       </w:r>
       <w:r>
         <w:rPr>
@@ -630,20 +660,64 @@
           <w:ilvl w:val="0"/>
           <w:numId w:val="0"/>
         </w:numPr>
-        <w:ind w:leftChars="0" w:firstLine="708" w:firstLineChars="0"/>
-        <w:rPr>
-          <w:rFonts w:hint="default" w:ascii="Times New Roman" w:hAnsi="Times New Roman" w:cs="Times New Roman"/>
-          <w:sz w:val="24"/>
-          <w:szCs w:val="24"/>
-        </w:rPr>
-      </w:pPr>
-      <w:r>
-        <w:rPr>
-          <w:rFonts w:hint="default" w:ascii="Times New Roman" w:hAnsi="Times New Roman" w:cs="Times New Roman"/>
-          <w:sz w:val="24"/>
-          <w:szCs w:val="24"/>
-        </w:rPr>
-        <w:t>Durée                                                                 </w:t>
+        <w:rPr>
+          <w:rFonts w:hint="default" w:ascii="Times New Roman" w:hAnsi="Times New Roman" w:cs="Times New Roman"/>
+          <w:sz w:val="24"/>
+          <w:szCs w:val="24"/>
+        </w:rPr>
+      </w:pPr>
+      <w:r>
+        <w:rPr>
+          <w:rFonts w:hint="default" w:ascii="Times New Roman" w:hAnsi="Times New Roman" w:cs="Times New Roman"/>
+          <w:sz w:val="24"/>
+          <w:szCs w:val="24"/>
+        </w:rPr>
+        <w:t>Durée</w:t>
+      </w:r>
+      <w:r>
+        <w:rPr>
+          <w:rFonts w:hint="default" w:ascii="Times New Roman" w:hAnsi="Times New Roman" w:cs="Times New Roman"/>
+          <w:sz w:val="24"/>
+          <w:szCs w:val="24"/>
+          <w:lang w:val="en-US"/>
+        </w:rPr>
+        <w:tab/>
+      </w:r>
+      <w:r>
+        <w:rPr>
+          <w:rFonts w:hint="default" w:ascii="Times New Roman" w:hAnsi="Times New Roman" w:cs="Times New Roman"/>
+          <w:sz w:val="24"/>
+          <w:szCs w:val="24"/>
+          <w:lang w:val="en-US"/>
+        </w:rPr>
+        <w:tab/>
+      </w:r>
+      <w:r>
+        <w:rPr>
+          <w:rFonts w:hint="default" w:ascii="Times New Roman" w:hAnsi="Times New Roman" w:cs="Times New Roman"/>
+          <w:sz w:val="24"/>
+          <w:szCs w:val="24"/>
+          <w:lang w:val="en-US"/>
+        </w:rPr>
+        <w:tab/>
+      </w:r>
+      <w:r>
+        <w:rPr>
+          <w:rFonts w:hint="default" w:ascii="Times New Roman" w:hAnsi="Times New Roman" w:cs="Times New Roman"/>
+          <w:sz w:val="24"/>
+          <w:szCs w:val="24"/>
+          <w:lang w:val="en-US"/>
+        </w:rPr>
+        <w:tab/>
+      </w:r>
+      <w:r>
+        <w:rPr>
+          <w:rFonts w:hint="default" w:ascii="Times New Roman" w:hAnsi="Times New Roman" w:cs="Times New Roman"/>
+          <w:sz w:val="24"/>
+          <w:szCs w:val="24"/>
+          <w:lang w:val="en-US"/>
+        </w:rPr>
+        <w:tab/>
       </w:r>
       <w:r>
         <w:rPr>
@@ -687,20 +761,55 @@
           <w:ilvl w:val="0"/>
           <w:numId w:val="0"/>
         </w:numPr>
-        <w:ind w:leftChars="0" w:firstLine="708" w:firstLineChars="0"/>
-        <w:rPr>
-          <w:rFonts w:hint="default" w:ascii="Times New Roman" w:hAnsi="Times New Roman" w:cs="Times New Roman"/>
-          <w:sz w:val="24"/>
-          <w:szCs w:val="24"/>
-        </w:rPr>
-      </w:pPr>
-      <w:r>
-        <w:rPr>
-          <w:rFonts w:hint="default" w:ascii="Times New Roman" w:hAnsi="Times New Roman" w:cs="Times New Roman"/>
-          <w:sz w:val="24"/>
-          <w:szCs w:val="24"/>
-        </w:rPr>
-        <w:t>Périodicité                                                          </w:t>
+        <w:rPr>
+          <w:rFonts w:hint="default" w:ascii="Times New Roman" w:hAnsi="Times New Roman" w:cs="Times New Roman"/>
+          <w:sz w:val="24"/>
+          <w:szCs w:val="24"/>
+        </w:rPr>
+      </w:pPr>
+      <w:r>
+        <w:rPr>
+          <w:rFonts w:hint="default" w:ascii="Times New Roman" w:hAnsi="Times New Roman" w:cs="Times New Roman"/>
+          <w:sz w:val="24"/>
+          <w:szCs w:val="24"/>
+        </w:rPr>
+        <w:t>Périodicité</w:t>
+      </w:r>
+      <w:r>
+        <w:rPr>
+          <w:rFonts w:hint="default" w:ascii="Times New Roman" w:hAnsi="Times New Roman" w:cs="Times New Roman"/>
+          <w:sz w:val="24"/>
+          <w:szCs w:val="24"/>
+          <w:lang w:val="en-US"/>
+        </w:rPr>
+        <w:tab/>
+      </w:r>
+      <w:r>
+        <w:rPr>
+          <w:rFonts w:hint="default" w:ascii="Times New Roman" w:hAnsi="Times New Roman" w:cs="Times New Roman"/>
+          <w:sz w:val="24"/>
+          <w:szCs w:val="24"/>
+          <w:lang w:val="en-US"/>
+        </w:rPr>
+        <w:tab/>
+      </w:r>
+      <w:r>
+        <w:rPr>
+          <w:rFonts w:hint="default" w:ascii="Times New Roman" w:hAnsi="Times New Roman" w:cs="Times New Roman"/>
+          <w:sz w:val="24"/>
+          <w:szCs w:val="24"/>
+          <w:lang w:val="en-US"/>
+        </w:rPr>
+        <w:tab/>
+      </w:r>
+      <w:r>
+        <w:rPr>
+          <w:rFonts w:hint="default" w:ascii="Times New Roman" w:hAnsi="Times New Roman" w:cs="Times New Roman"/>
+          <w:sz w:val="24"/>
+          <w:szCs w:val="24"/>
+          <w:lang w:val="en-US"/>
+        </w:rPr>
+        <w:tab/>
       </w:r>
       <w:r>
         <w:rPr>
@@ -736,20 +845,46 @@
           <w:ilvl w:val="0"/>
           <w:numId w:val="0"/>
         </w:numPr>
-        <w:ind w:leftChars="0" w:firstLine="708" w:firstLineChars="0"/>
-        <w:rPr>
-          <w:rFonts w:hint="default" w:ascii="Times New Roman" w:hAnsi="Times New Roman" w:cs="Times New Roman"/>
-          <w:sz w:val="24"/>
-          <w:szCs w:val="24"/>
-        </w:rPr>
-      </w:pPr>
-      <w:r>
-        <w:rPr>
-          <w:rFonts w:hint="default" w:ascii="Times New Roman" w:hAnsi="Times New Roman" w:cs="Times New Roman"/>
-          <w:sz w:val="24"/>
-          <w:szCs w:val="24"/>
-        </w:rPr>
-        <w:t>Taux d’Intérêt HT                                             </w:t>
+        <w:rPr>
+          <w:rFonts w:hint="default" w:ascii="Times New Roman" w:hAnsi="Times New Roman" w:cs="Times New Roman"/>
+          <w:sz w:val="24"/>
+          <w:szCs w:val="24"/>
+        </w:rPr>
+      </w:pPr>
+      <w:r>
+        <w:rPr>
+          <w:rFonts w:hint="default" w:ascii="Times New Roman" w:hAnsi="Times New Roman" w:cs="Times New Roman"/>
+          <w:sz w:val="24"/>
+          <w:szCs w:val="24"/>
+        </w:rPr>
+        <w:t>Taux d’Intérêt HT</w:t>
+      </w:r>
+      <w:r>
+        <w:rPr>
+          <w:rFonts w:hint="default" w:ascii="Times New Roman" w:hAnsi="Times New Roman" w:cs="Times New Roman"/>
+          <w:sz w:val="24"/>
+          <w:szCs w:val="24"/>
+          <w:lang w:val="en-US"/>
+        </w:rPr>
+        <w:tab/>
+      </w:r>
+      <w:r>
+        <w:rPr>
+          <w:rFonts w:hint="default" w:ascii="Times New Roman" w:hAnsi="Times New Roman" w:cs="Times New Roman"/>
+          <w:sz w:val="24"/>
+          <w:szCs w:val="24"/>
+          <w:lang w:val="en-US"/>
+        </w:rPr>
+        <w:tab/>
+      </w:r>
+      <w:r>
+        <w:rPr>
+          <w:rFonts w:hint="default" w:ascii="Times New Roman" w:hAnsi="Times New Roman" w:cs="Times New Roman"/>
+          <w:sz w:val="24"/>
+          <w:szCs w:val="24"/>
+          <w:lang w:val="en-US"/>
+        </w:rPr>
+        <w:tab/>
       </w:r>
       <w:r>
         <w:rPr>
@@ -793,20 +928,64 @@
           <w:ilvl w:val="0"/>
           <w:numId w:val="0"/>
         </w:numPr>
-        <w:ind w:leftChars="0" w:firstLine="708" w:firstLineChars="0"/>
-        <w:rPr>
-          <w:rFonts w:hint="default" w:ascii="Times New Roman" w:hAnsi="Times New Roman" w:cs="Times New Roman"/>
-          <w:sz w:val="24"/>
-          <w:szCs w:val="24"/>
-        </w:rPr>
-      </w:pPr>
-      <w:r>
-        <w:rPr>
-          <w:rFonts w:hint="default" w:ascii="Times New Roman" w:hAnsi="Times New Roman" w:cs="Times New Roman"/>
-          <w:sz w:val="24"/>
-          <w:szCs w:val="24"/>
-        </w:rPr>
-        <w:t>TAF                                                                   </w:t>
+        <w:rPr>
+          <w:rFonts w:hint="default" w:ascii="Times New Roman" w:hAnsi="Times New Roman" w:cs="Times New Roman"/>
+          <w:sz w:val="24"/>
+          <w:szCs w:val="24"/>
+        </w:rPr>
+      </w:pPr>
+      <w:r>
+        <w:rPr>
+          <w:rFonts w:hint="default" w:ascii="Times New Roman" w:hAnsi="Times New Roman" w:cs="Times New Roman"/>
+          <w:sz w:val="24"/>
+          <w:szCs w:val="24"/>
+        </w:rPr>
+        <w:t>TAF</w:t>
+      </w:r>
+      <w:r>
+        <w:rPr>
+          <w:rFonts w:hint="default" w:ascii="Times New Roman" w:hAnsi="Times New Roman" w:cs="Times New Roman"/>
+          <w:sz w:val="24"/>
+          <w:szCs w:val="24"/>
+          <w:lang w:val="en-US"/>
+        </w:rPr>
+        <w:tab/>
+      </w:r>
+      <w:r>
+        <w:rPr>
+          <w:rFonts w:hint="default" w:ascii="Times New Roman" w:hAnsi="Times New Roman" w:cs="Times New Roman"/>
+          <w:sz w:val="24"/>
+          <w:szCs w:val="24"/>
+          <w:lang w:val="en-US"/>
+        </w:rPr>
+        <w:tab/>
+      </w:r>
+      <w:r>
+        <w:rPr>
+          <w:rFonts w:hint="default" w:ascii="Times New Roman" w:hAnsi="Times New Roman" w:cs="Times New Roman"/>
+          <w:sz w:val="24"/>
+          <w:szCs w:val="24"/>
+          <w:lang w:val="en-US"/>
+        </w:rPr>
+        <w:tab/>
+      </w:r>
+      <w:r>
+        <w:rPr>
+          <w:rFonts w:hint="default" w:ascii="Times New Roman" w:hAnsi="Times New Roman" w:cs="Times New Roman"/>
+          <w:sz w:val="24"/>
+          <w:szCs w:val="24"/>
+          <w:lang w:val="en-US"/>
+        </w:rPr>
+        <w:tab/>
+      </w:r>
+      <w:r>
+        <w:rPr>
+          <w:rFonts w:hint="default" w:ascii="Times New Roman" w:hAnsi="Times New Roman" w:cs="Times New Roman"/>
+          <w:sz w:val="24"/>
+          <w:szCs w:val="24"/>
+          <w:lang w:val="en-US"/>
+        </w:rPr>
+        <w:tab/>
       </w:r>
       <w:r>
         <w:rPr>
@@ -850,20 +1029,49 @@
           <w:ilvl w:val="0"/>
           <w:numId w:val="0"/>
         </w:numPr>
-        <w:ind w:leftChars="0" w:firstLine="708" w:firstLineChars="0"/>
-        <w:rPr>
-          <w:rFonts w:hint="default" w:ascii="Times New Roman" w:hAnsi="Times New Roman" w:cs="Times New Roman"/>
-          <w:sz w:val="24"/>
-          <w:szCs w:val="24"/>
-        </w:rPr>
-      </w:pPr>
-      <w:r>
-        <w:rPr>
-          <w:rFonts w:hint="default" w:ascii="Times New Roman" w:hAnsi="Times New Roman" w:cs="Times New Roman"/>
-          <w:sz w:val="24"/>
-          <w:szCs w:val="24"/>
-        </w:rPr>
-        <w:t>Echéance TTC                                                   </w:t>
+        <w:rPr>
+          <w:rFonts w:hint="default" w:ascii="Times New Roman" w:hAnsi="Times New Roman" w:cs="Times New Roman"/>
+          <w:sz w:val="24"/>
+          <w:szCs w:val="24"/>
+        </w:rPr>
+      </w:pPr>
+      <w:r>
+        <w:rPr>
+          <w:rFonts w:hint="default" w:ascii="Times New Roman" w:hAnsi="Times New Roman" w:cs="Times New Roman"/>
+          <w:sz w:val="24"/>
+          <w:szCs w:val="24"/>
+        </w:rPr>
+        <w:t>Echéance TTC</w:t>
+      </w:r>
+      <w:r>
+        <w:rPr>
+          <w:rFonts w:hint="default" w:ascii="Times New Roman" w:hAnsi="Times New Roman" w:cs="Times New Roman"/>
+          <w:sz w:val="24"/>
+          <w:szCs w:val="24"/>
+          <w:lang w:val="en-US"/>
+        </w:rPr>
+        <w:tab/>
+        <w:t/>
+      </w:r>
+      <w:r>
+        <w:rPr>
+          <w:rFonts w:hint="default" w:ascii="Times New Roman" w:hAnsi="Times New Roman" w:cs="Times New Roman"/>
+          <w:sz w:val="24"/>
+          <w:szCs w:val="24"/>
+          <w:lang w:val="en-US"/>
+        </w:rPr>
+        <w:tab/>
+        <w:t/>
+      </w:r>
+      <w:r>
+        <w:rPr>
+          <w:rFonts w:hint="default" w:ascii="Times New Roman" w:hAnsi="Times New Roman" w:cs="Times New Roman"/>
+          <w:sz w:val="24"/>
+          <w:szCs w:val="24"/>
+          <w:lang w:val="en-US"/>
+        </w:rPr>
+        <w:tab/>
+        <w:t/>
       </w:r>
       <w:r>
         <w:rPr>
@@ -907,7 +1115,6 @@
           <w:ilvl w:val="0"/>
           <w:numId w:val="0"/>
         </w:numPr>
-        <w:ind w:leftChars="0" w:firstLine="708" w:firstLineChars="0"/>
         <w:rPr>
           <w:rFonts w:hint="default" w:ascii="Times New Roman" w:hAnsi="Times New Roman" w:cs="Times New Roman"/>
           <w:sz w:val="24"/>
@@ -964,33 +1171,17 @@
           <w:lang w:val="en-US"/>
         </w:rPr>
         <w:tab/>
-      </w:r>
-      <w:r>
-        <w:rPr>
-          <w:rFonts w:hint="default" w:ascii="Times New Roman" w:hAnsi="Times New Roman" w:cs="Times New Roman"/>
-          <w:sz w:val="24"/>
-          <w:szCs w:val="24"/>
-          <w:lang w:val="en-US"/>
-        </w:rPr>
-        <w:tab/>
-      </w:r>
-      <w:r>
-        <w:rPr>
-          <w:rFonts w:hint="default" w:ascii="Times New Roman" w:hAnsi="Times New Roman" w:cs="Times New Roman"/>
-          <w:sz w:val="24"/>
-          <w:szCs w:val="24"/>
-          <w:lang w:val="en-US"/>
-        </w:rPr>
-        <w:tab/>
-      </w:r>
-      <w:r>
-        <w:rPr>
-          <w:rFonts w:hint="default" w:ascii="Times New Roman" w:hAnsi="Times New Roman" w:cs="Times New Roman"/>
-          <w:sz w:val="24"/>
-          <w:szCs w:val="24"/>
-          <w:lang w:val="en-US"/>
-        </w:rPr>
-        <w:t>: ${administrative_fees_percentage.value}</w:t>
+        <w:t/>
+      </w:r>
+      <w:r>
+        <w:rPr>
+          <w:rFonts w:hint="default" w:ascii="Times New Roman" w:hAnsi="Times New Roman" w:cs="Times New Roman"/>
+          <w:sz w:val="24"/>
+          <w:szCs w:val="24"/>
+          <w:lang w:val="en-US"/>
+        </w:rPr>
+        <w:tab/>
+        <w:t>:${administrative_fees_percentage.value}</w:t>
       </w:r>
       <w:r>
         <w:rPr>
@@ -1008,20 +1199,46 @@
           <w:ilvl w:val="0"/>
           <w:numId w:val="0"/>
         </w:numPr>
-        <w:ind w:leftChars="0" w:firstLine="708" w:firstLineChars="0"/>
-        <w:rPr>
-          <w:rFonts w:hint="default" w:ascii="Times New Roman" w:hAnsi="Times New Roman" w:cs="Times New Roman"/>
-          <w:sz w:val="24"/>
-          <w:szCs w:val="24"/>
-        </w:rPr>
-      </w:pPr>
-      <w:r>
-        <w:rPr>
-          <w:rFonts w:hint="default" w:ascii="Times New Roman" w:hAnsi="Times New Roman" w:cs="Times New Roman"/>
-          <w:sz w:val="24"/>
-          <w:szCs w:val="24"/>
-        </w:rPr>
-        <w:t xml:space="preserve">Prime d’assurance                                             </w:t>
+        <w:rPr>
+          <w:rFonts w:hint="default" w:ascii="Times New Roman" w:hAnsi="Times New Roman" w:cs="Times New Roman"/>
+          <w:sz w:val="24"/>
+          <w:szCs w:val="24"/>
+        </w:rPr>
+      </w:pPr>
+      <w:r>
+        <w:rPr>
+          <w:rFonts w:hint="default" w:ascii="Times New Roman" w:hAnsi="Times New Roman" w:cs="Times New Roman"/>
+          <w:sz w:val="24"/>
+          <w:szCs w:val="24"/>
+        </w:rPr>
+        <w:t>Prime d’assurance</w:t>
+      </w:r>
+      <w:r>
+        <w:rPr>
+          <w:rFonts w:hint="default" w:ascii="Times New Roman" w:hAnsi="Times New Roman" w:cs="Times New Roman"/>
+          <w:sz w:val="24"/>
+          <w:szCs w:val="24"/>
+          <w:lang w:val="en-US"/>
+        </w:rPr>
+        <w:tab/>
+      </w:r>
+      <w:r>
+        <w:rPr>
+          <w:rFonts w:hint="default" w:ascii="Times New Roman" w:hAnsi="Times New Roman" w:cs="Times New Roman"/>
+          <w:sz w:val="24"/>
+          <w:szCs w:val="24"/>
+          <w:lang w:val="en-US"/>
+        </w:rPr>
+        <w:tab/>
+      </w:r>
+      <w:r>
+        <w:rPr>
+          <w:rFonts w:hint="default" w:ascii="Times New Roman" w:hAnsi="Times New Roman" w:cs="Times New Roman"/>
+          <w:sz w:val="24"/>
+          <w:szCs w:val="24"/>
+          <w:lang w:val="en-US"/>
+        </w:rPr>
+        <w:tab/>
       </w:r>
       <w:r>
         <w:rPr>
@@ -1047,7 +1264,7 @@
           <w:szCs w:val="24"/>
           <w:lang w:val="en-US"/>
         </w:rPr>
-        <w:t>${insurance_premium} F CFA</w:t>
+        <w:t>« selon la grille de l’assureur »</w:t>
       </w:r>
     </w:p>
     <w:p>
@@ -1057,7 +1274,6 @@
           <w:ilvl w:val="0"/>
           <w:numId w:val="0"/>
         </w:numPr>
-        <w:ind w:leftChars="0" w:firstLine="708" w:firstLineChars="0"/>
         <w:rPr>
           <w:rFonts w:hint="default" w:ascii="Times New Roman" w:hAnsi="Times New Roman" w:cs="Times New Roman"/>
           <w:sz w:val="24"/>
@@ -1074,14 +1290,7 @@
         </w:rPr>
         <w:t>${line_review_bonus}</w:t>
       </w:r>
-      <w:r>
-        <w:rPr>
-          <w:rFonts w:hint="default" w:ascii="Times New Roman" w:hAnsi="Times New Roman" w:cs="Times New Roman"/>
-          <w:sz w:val="24"/>
-          <w:szCs w:val="24"/>
-        </w:rPr>
-        <w:t xml:space="preserve"> </w:t>
-      </w:r>
+      <w:bookmarkEnd w:id="3"/>
     </w:p>
     <w:p>
       <w:pPr>
@@ -1172,16 +1381,16 @@
           <w:sz w:val="24"/>
           <w:szCs w:val="24"/>
         </w:rPr>
-        <w:t>${type_of_guarantee.name} de ${value}</w:t>
-      </w:r>
-      <w:r>
-        <w:rPr>
-          <w:rFonts w:hint="default" w:ascii="Times New Roman" w:hAnsi="Times New Roman" w:cs="Times New Roman"/>
-          <w:sz w:val="24"/>
-          <w:szCs w:val="24"/>
-          <w:lang w:val="en-US"/>
-        </w:rPr>
-        <w:t xml:space="preserve"> FCFA: </w:t>
+        <w:t xml:space="preserve">${type_of_guarantee.name} </w:t>
+      </w:r>
+      <w:r>
+        <w:rPr>
+          <w:rFonts w:hint="default" w:ascii="Times New Roman" w:hAnsi="Times New Roman" w:cs="Times New Roman"/>
+          <w:sz w:val="24"/>
+          <w:szCs w:val="24"/>
+          <w:lang w:val="en-US"/>
+        </w:rPr>
+        <w:t xml:space="preserve">: </w:t>
       </w:r>
       <w:r>
         <w:rPr>
@@ -1444,7 +1653,6 @@
                 <w:szCs w:val="24"/>
               </w:rPr>
             </w:pPr>
-            <w:bookmarkStart w:id="3" w:name="_GoBack"/>
             <w:r>
               <w:rPr>
                 <w:rFonts w:hint="default" w:ascii="Times New Roman" w:hAnsi="Times New Roman" w:cs="Times New Roman"/>
@@ -1497,7 +1705,6 @@
           </w:p>
         </w:tc>
       </w:tr>
-      <w:bookmarkEnd w:id="3"/>
     </w:tbl>
     <w:p>
       <w:pPr>

--- a/document_templates/PVs/PV-validated-md.docx
+++ b/document_templates/PVs/PV-validated-md.docx
@@ -124,6 +124,67 @@
     <w:p>
       <w:pPr>
         <w:rPr>
+          <w:rFonts w:hint="default" w:ascii="Times New Roman" w:hAnsi="Times New Roman" w:eastAsia="Times New Roman" w:cs="Times New Roman"/>
+          <w:bCs/>
+          <w:sz w:val="24"/>
+          <w:szCs w:val="24"/>
+          <w:lang w:val="en-US" w:eastAsia="fr-FR"/>
+        </w:rPr>
+      </w:pPr>
+      <w:r>
+        <w:rPr>
+          <w:rFonts w:hint="default" w:ascii="Times New Roman" w:hAnsi="Times New Roman" w:eastAsia="Times New Roman" w:cs="Times New Roman"/>
+          <w:bCs/>
+          <w:sz w:val="24"/>
+          <w:szCs w:val="24"/>
+          <w:lang w:val="en-US" w:eastAsia="fr-FR"/>
+        </w:rPr>
+        <w:t>Analyste</w:t>
+      </w:r>
+      <w:r>
+        <w:rPr>
+          <w:rFonts w:hint="default" w:ascii="Times New Roman" w:hAnsi="Times New Roman" w:eastAsia="Times New Roman" w:cs="Times New Roman"/>
+          <w:bCs/>
+          <w:sz w:val="24"/>
+          <w:szCs w:val="24"/>
+          <w:lang w:val="it-IT" w:eastAsia="fr-FR"/>
+        </w:rPr>
+        <w:t xml:space="preserve">                                                        </w:t>
+      </w:r>
+      <w:r>
+        <w:rPr>
+          <w:rFonts w:hint="default" w:ascii="Times New Roman" w:hAnsi="Times New Roman" w:eastAsia="Times New Roman" w:cs="Times New Roman"/>
+          <w:bCs/>
+          <w:sz w:val="24"/>
+          <w:szCs w:val="24"/>
+          <w:lang w:val="en-US" w:eastAsia="fr-FR"/>
+        </w:rPr>
+        <w:tab/>
+      </w:r>
+      <w:r>
+        <w:rPr>
+          <w:rFonts w:hint="default" w:ascii="Times New Roman" w:hAnsi="Times New Roman" w:eastAsia="Times New Roman" w:cs="Times New Roman"/>
+          <w:bCs/>
+          <w:sz w:val="24"/>
+          <w:szCs w:val="24"/>
+          <w:lang w:val="it-IT" w:eastAsia="fr-FR"/>
+        </w:rPr>
+        <w:t xml:space="preserve">: </w:t>
+      </w:r>
+      <w:r>
+        <w:rPr>
+          <w:rFonts w:hint="default" w:ascii="Times New Roman" w:hAnsi="Times New Roman" w:eastAsia="Times New Roman" w:cs="Times New Roman"/>
+          <w:bCs/>
+          <w:sz w:val="24"/>
+          <w:szCs w:val="24"/>
+          <w:lang w:val="en-US" w:eastAsia="fr-FR"/>
+        </w:rPr>
+        <w:t>${credit_analyst.full_name}</w:t>
+      </w:r>
+    </w:p>
+    <w:p>
+      <w:pPr>
+        <w:rPr>
           <w:rFonts w:hint="default" w:ascii="Times New Roman" w:hAnsi="Times New Roman" w:cs="Times New Roman"/>
           <w:b/>
           <w:bCs/>
@@ -161,6 +222,7 @@
         </w:rPr>
         <w:t xml:space="preserve">: </w:t>
       </w:r>
+      <w:bookmarkStart w:id="3" w:name="_GoBack"/>
       <w:r>
         <w:rPr>
           <w:rFonts w:hint="default" w:ascii="Times New Roman" w:hAnsi="Times New Roman" w:cs="Times New Roman"/>
@@ -169,27 +231,9 @@
           <w:shd w:val="clear" w:color="auto" w:fill="FFFFFF"/>
           <w:lang w:val="en-US"/>
         </w:rPr>
-        <w:t>${</w:t>
-      </w:r>
-      <w:r>
-        <w:rPr>
-          <w:rFonts w:hint="default" w:ascii="Times New Roman" w:hAnsi="Times New Roman" w:cs="Times New Roman"/>
-          <w:b w:val="0"/>
-          <w:bCs w:val="0"/>
-          <w:shd w:val="clear" w:color="auto" w:fill="FFFFFF"/>
-        </w:rPr>
-        <w:t>applicant_full_name</w:t>
-      </w:r>
-      <w:r>
-        <w:rPr>
-          <w:rFonts w:hint="default" w:ascii="Times New Roman" w:hAnsi="Times New Roman" w:cs="Times New Roman"/>
-          <w:b w:val="0"/>
-          <w:bCs w:val="0"/>
-          <w:shd w:val="clear" w:color="auto" w:fill="FFFFFF"/>
-          <w:lang w:val="en-US"/>
-        </w:rPr>
-        <w:t>}</w:t>
-      </w:r>
+        <w:t>${entity_name}</w:t>
+      </w:r>
+      <w:bookmarkEnd w:id="3"/>
     </w:p>
     <w:p>
       <w:pPr>
@@ -570,7 +614,6 @@
           <w:szCs w:val="24"/>
         </w:rPr>
       </w:pPr>
-      <w:bookmarkStart w:id="3" w:name="_GoBack"/>
       <w:r>
         <w:rPr>
           <w:rFonts w:hint="default" w:ascii="Times New Roman" w:hAnsi="Times New Roman" w:cs="Times New Roman"/>
@@ -587,27 +630,24 @@
           <w:lang w:val="en-US"/>
         </w:rPr>
         <w:tab/>
-        <w:t/>
-      </w:r>
-      <w:r>
-        <w:rPr>
-          <w:rFonts w:hint="default" w:ascii="Times New Roman" w:hAnsi="Times New Roman" w:cs="Times New Roman"/>
-          <w:sz w:val="24"/>
-          <w:szCs w:val="24"/>
-          <w:lang w:val="en-US"/>
-        </w:rPr>
-        <w:tab/>
-        <w:t/>
-      </w:r>
-      <w:r>
-        <w:rPr>
-          <w:rFonts w:hint="default" w:ascii="Times New Roman" w:hAnsi="Times New Roman" w:cs="Times New Roman"/>
-          <w:sz w:val="24"/>
-          <w:szCs w:val="24"/>
-          <w:lang w:val="en-US"/>
-        </w:rPr>
-        <w:tab/>
-        <w:t/>
+      </w:r>
+      <w:r>
+        <w:rPr>
+          <w:rFonts w:hint="default" w:ascii="Times New Roman" w:hAnsi="Times New Roman" w:cs="Times New Roman"/>
+          <w:sz w:val="24"/>
+          <w:szCs w:val="24"/>
+          <w:lang w:val="en-US"/>
+        </w:rPr>
+        <w:tab/>
+      </w:r>
+      <w:r>
+        <w:rPr>
+          <w:rFonts w:hint="default" w:ascii="Times New Roman" w:hAnsi="Times New Roman" w:cs="Times New Roman"/>
+          <w:sz w:val="24"/>
+          <w:szCs w:val="24"/>
+          <w:lang w:val="en-US"/>
+        </w:rPr>
+        <w:tab/>
       </w:r>
       <w:r>
         <w:rPr>
@@ -1051,27 +1091,24 @@
           <w:lang w:val="en-US"/>
         </w:rPr>
         <w:tab/>
-        <w:t/>
-      </w:r>
-      <w:r>
-        <w:rPr>
-          <w:rFonts w:hint="default" w:ascii="Times New Roman" w:hAnsi="Times New Roman" w:cs="Times New Roman"/>
-          <w:sz w:val="24"/>
-          <w:szCs w:val="24"/>
-          <w:lang w:val="en-US"/>
-        </w:rPr>
-        <w:tab/>
-        <w:t/>
-      </w:r>
-      <w:r>
-        <w:rPr>
-          <w:rFonts w:hint="default" w:ascii="Times New Roman" w:hAnsi="Times New Roman" w:cs="Times New Roman"/>
-          <w:sz w:val="24"/>
-          <w:szCs w:val="24"/>
-          <w:lang w:val="en-US"/>
-        </w:rPr>
-        <w:tab/>
-        <w:t/>
+      </w:r>
+      <w:r>
+        <w:rPr>
+          <w:rFonts w:hint="default" w:ascii="Times New Roman" w:hAnsi="Times New Roman" w:cs="Times New Roman"/>
+          <w:sz w:val="24"/>
+          <w:szCs w:val="24"/>
+          <w:lang w:val="en-US"/>
+        </w:rPr>
+        <w:tab/>
+      </w:r>
+      <w:r>
+        <w:rPr>
+          <w:rFonts w:hint="default" w:ascii="Times New Roman" w:hAnsi="Times New Roman" w:cs="Times New Roman"/>
+          <w:sz w:val="24"/>
+          <w:szCs w:val="24"/>
+          <w:lang w:val="en-US"/>
+        </w:rPr>
+        <w:tab/>
       </w:r>
       <w:r>
         <w:rPr>
@@ -1171,16 +1208,23 @@
           <w:lang w:val="en-US"/>
         </w:rPr>
         <w:tab/>
-        <w:t/>
-      </w:r>
-      <w:r>
-        <w:rPr>
-          <w:rFonts w:hint="default" w:ascii="Times New Roman" w:hAnsi="Times New Roman" w:cs="Times New Roman"/>
-          <w:sz w:val="24"/>
-          <w:szCs w:val="24"/>
-          <w:lang w:val="en-US"/>
-        </w:rPr>
-        <w:tab/>
+      </w:r>
+      <w:r>
+        <w:rPr>
+          <w:rFonts w:hint="default" w:ascii="Times New Roman" w:hAnsi="Times New Roman" w:cs="Times New Roman"/>
+          <w:sz w:val="24"/>
+          <w:szCs w:val="24"/>
+          <w:lang w:val="en-US"/>
+        </w:rPr>
+        <w:tab/>
+      </w:r>
+      <w:r>
+        <w:rPr>
+          <w:rFonts w:hint="default" w:ascii="Times New Roman" w:hAnsi="Times New Roman" w:cs="Times New Roman"/>
+          <w:sz w:val="24"/>
+          <w:szCs w:val="24"/>
+          <w:lang w:val="en-US"/>
+        </w:rPr>
         <w:t>:${administrative_fees_percentage.value}</w:t>
       </w:r>
       <w:r>
@@ -1290,7 +1334,6 @@
         </w:rPr>
         <w:t>${line_review_bonus}</w:t>
       </w:r>
-      <w:bookmarkEnd w:id="3"/>
     </w:p>
     <w:p>
       <w:pPr>

--- a/document_templates/PVs/PV-validated-md.docx
+++ b/document_templates/PVs/PV-validated-md.docx
@@ -222,7 +222,6 @@
         </w:rPr>
         <w:t xml:space="preserve">: </w:t>
       </w:r>
-      <w:bookmarkStart w:id="3" w:name="_GoBack"/>
       <w:r>
         <w:rPr>
           <w:rFonts w:hint="default" w:ascii="Times New Roman" w:hAnsi="Times New Roman" w:cs="Times New Roman"/>
@@ -233,7 +232,6 @@
         </w:rPr>
         <w:t>${entity_name}</w:t>
       </w:r>
-      <w:bookmarkEnd w:id="3"/>
     </w:p>
     <w:p>
       <w:pPr>
@@ -1081,68 +1079,87 @@
           <w:sz w:val="24"/>
           <w:szCs w:val="24"/>
         </w:rPr>
-        <w:t>Echéance TTC</w:t>
-      </w:r>
-      <w:r>
-        <w:rPr>
-          <w:rFonts w:hint="default" w:ascii="Times New Roman" w:hAnsi="Times New Roman" w:cs="Times New Roman"/>
-          <w:sz w:val="24"/>
-          <w:szCs w:val="24"/>
-          <w:lang w:val="en-US"/>
-        </w:rPr>
-        <w:tab/>
-      </w:r>
-      <w:r>
-        <w:rPr>
-          <w:rFonts w:hint="default" w:ascii="Times New Roman" w:hAnsi="Times New Roman" w:cs="Times New Roman"/>
-          <w:sz w:val="24"/>
-          <w:szCs w:val="24"/>
-          <w:lang w:val="en-US"/>
-        </w:rPr>
-        <w:tab/>
-      </w:r>
-      <w:r>
-        <w:rPr>
-          <w:rFonts w:hint="default" w:ascii="Times New Roman" w:hAnsi="Times New Roman" w:cs="Times New Roman"/>
-          <w:sz w:val="24"/>
-          <w:szCs w:val="24"/>
-          <w:lang w:val="en-US"/>
-        </w:rPr>
-        <w:tab/>
-      </w:r>
-      <w:r>
-        <w:rPr>
-          <w:rFonts w:hint="default" w:ascii="Times New Roman" w:hAnsi="Times New Roman" w:cs="Times New Roman"/>
-          <w:sz w:val="24"/>
-          <w:szCs w:val="24"/>
-          <w:lang w:val="en-US"/>
-        </w:rPr>
-        <w:tab/>
-      </w:r>
-      <w:r>
-        <w:rPr>
-          <w:rFonts w:hint="default" w:ascii="Times New Roman" w:hAnsi="Times New Roman" w:cs="Times New Roman"/>
-          <w:sz w:val="24"/>
-          <w:szCs w:val="24"/>
-        </w:rPr>
-        <w:t xml:space="preserve">: </w:t>
-      </w:r>
-      <w:r>
-        <w:rPr>
-          <w:rFonts w:hint="default" w:ascii="Times New Roman" w:hAnsi="Times New Roman" w:cs="Times New Roman"/>
-          <w:sz w:val="24"/>
-          <w:szCs w:val="24"/>
-          <w:lang w:val="en-US"/>
-        </w:rPr>
-        <w:t>${due_amount}</w:t>
-      </w:r>
-      <w:r>
-        <w:rPr>
-          <w:rFonts w:hint="default" w:ascii="Times New Roman" w:hAnsi="Times New Roman" w:cs="Times New Roman"/>
-          <w:sz w:val="24"/>
-          <w:szCs w:val="24"/>
-        </w:rPr>
-        <w:t xml:space="preserve"> FCFA</w:t>
+        <w:t>Frais de dossier</w:t>
+      </w:r>
+      <w:r>
+        <w:rPr>
+          <w:rFonts w:hint="default" w:ascii="Times New Roman" w:hAnsi="Times New Roman" w:cs="Times New Roman"/>
+          <w:sz w:val="24"/>
+          <w:szCs w:val="24"/>
+          <w:lang w:val="en-US"/>
+        </w:rPr>
+        <w:t xml:space="preserve"> Hors Taxe </w:t>
+      </w:r>
+      <w:r>
+        <w:rPr>
+          <w:rFonts w:hint="default" w:ascii="Times New Roman" w:hAnsi="Times New Roman" w:cs="Times New Roman"/>
+          <w:sz w:val="24"/>
+          <w:szCs w:val="24"/>
+        </w:rPr>
+        <w:t>(</w:t>
+      </w:r>
+      <w:r>
+        <w:rPr>
+          <w:rFonts w:hint="default" w:ascii="Times New Roman" w:hAnsi="Times New Roman" w:cs="Times New Roman"/>
+          <w:sz w:val="24"/>
+          <w:szCs w:val="24"/>
+          <w:lang w:val="en-US"/>
+        </w:rPr>
+        <w:t>${a</w:t>
+      </w:r>
+      <w:bookmarkStart w:id="3" w:name="_GoBack"/>
+      <w:bookmarkEnd w:id="3"/>
+      <w:r>
+        <w:rPr>
+          <w:rFonts w:hint="default" w:ascii="Times New Roman" w:hAnsi="Times New Roman" w:cs="Times New Roman"/>
+          <w:sz w:val="24"/>
+          <w:szCs w:val="24"/>
+          <w:lang w:val="en-US"/>
+        </w:rPr>
+        <w:t>dministrative_fees_percentage}</w:t>
+      </w:r>
+      <w:r>
+        <w:rPr>
+          <w:rFonts w:hint="default" w:ascii="Times New Roman" w:hAnsi="Times New Roman" w:cs="Times New Roman"/>
+          <w:sz w:val="24"/>
+          <w:szCs w:val="24"/>
+        </w:rPr>
+        <w:t>%)</w:t>
+      </w:r>
+      <w:r>
+        <w:rPr>
+          <w:rFonts w:hint="default" w:ascii="Times New Roman" w:hAnsi="Times New Roman" w:cs="Times New Roman"/>
+          <w:sz w:val="24"/>
+          <w:szCs w:val="24"/>
+          <w:lang w:val="en-US"/>
+        </w:rPr>
+        <w:tab/>
+      </w:r>
+      <w:r>
+        <w:rPr>
+          <w:rFonts w:hint="default" w:ascii="Times New Roman" w:hAnsi="Times New Roman" w:cs="Times New Roman"/>
+          <w:sz w:val="24"/>
+          <w:szCs w:val="24"/>
+          <w:lang w:val="en-US"/>
+        </w:rPr>
+        <w:tab/>
+      </w:r>
+      <w:r>
+        <w:rPr>
+          <w:rFonts w:hint="default" w:ascii="Times New Roman" w:hAnsi="Times New Roman" w:cs="Times New Roman"/>
+          <w:sz w:val="24"/>
+          <w:szCs w:val="24"/>
+          <w:lang w:val="en-US"/>
+        </w:rPr>
+        <w:t>: ${administrative_fees_percentage.value}</w:t>
+      </w:r>
+      <w:r>
+        <w:rPr>
+          <w:rFonts w:hint="default" w:ascii="Times New Roman" w:hAnsi="Times New Roman" w:cs="Times New Roman"/>
+          <w:sz w:val="24"/>
+          <w:szCs w:val="24"/>
+        </w:rPr>
+        <w:t xml:space="preserve"> F CFA</w:t>
       </w:r>
     </w:p>
     <w:p>
@@ -1164,97 +1181,6 @@
           <w:sz w:val="24"/>
           <w:szCs w:val="24"/>
         </w:rPr>
-        <w:t>Frais de dossier</w:t>
-      </w:r>
-      <w:r>
-        <w:rPr>
-          <w:rFonts w:hint="default" w:ascii="Times New Roman" w:hAnsi="Times New Roman" w:cs="Times New Roman"/>
-          <w:sz w:val="24"/>
-          <w:szCs w:val="24"/>
-          <w:lang w:val="en-US"/>
-        </w:rPr>
-        <w:t xml:space="preserve"> Hors Taxe</w:t>
-      </w:r>
-      <w:r>
-        <w:rPr>
-          <w:rFonts w:hint="default" w:ascii="Times New Roman" w:hAnsi="Times New Roman" w:cs="Times New Roman"/>
-          <w:sz w:val="24"/>
-          <w:szCs w:val="24"/>
-        </w:rPr>
-        <w:t>(</w:t>
-      </w:r>
-      <w:r>
-        <w:rPr>
-          <w:rFonts w:hint="default" w:ascii="Times New Roman" w:hAnsi="Times New Roman" w:cs="Times New Roman"/>
-          <w:sz w:val="24"/>
-          <w:szCs w:val="24"/>
-          <w:lang w:val="en-US"/>
-        </w:rPr>
-        <w:t>${administrative_fees_percentage}</w:t>
-      </w:r>
-      <w:r>
-        <w:rPr>
-          <w:rFonts w:hint="default" w:ascii="Times New Roman" w:hAnsi="Times New Roman" w:cs="Times New Roman"/>
-          <w:sz w:val="24"/>
-          <w:szCs w:val="24"/>
-        </w:rPr>
-        <w:t>%)</w:t>
-      </w:r>
-      <w:r>
-        <w:rPr>
-          <w:rFonts w:hint="default" w:ascii="Times New Roman" w:hAnsi="Times New Roman" w:cs="Times New Roman"/>
-          <w:sz w:val="24"/>
-          <w:szCs w:val="24"/>
-          <w:lang w:val="en-US"/>
-        </w:rPr>
-        <w:tab/>
-      </w:r>
-      <w:r>
-        <w:rPr>
-          <w:rFonts w:hint="default" w:ascii="Times New Roman" w:hAnsi="Times New Roman" w:cs="Times New Roman"/>
-          <w:sz w:val="24"/>
-          <w:szCs w:val="24"/>
-          <w:lang w:val="en-US"/>
-        </w:rPr>
-        <w:tab/>
-      </w:r>
-      <w:r>
-        <w:rPr>
-          <w:rFonts w:hint="default" w:ascii="Times New Roman" w:hAnsi="Times New Roman" w:cs="Times New Roman"/>
-          <w:sz w:val="24"/>
-          <w:szCs w:val="24"/>
-          <w:lang w:val="en-US"/>
-        </w:rPr>
-        <w:t>:${administrative_fees_percentage.value}</w:t>
-      </w:r>
-      <w:r>
-        <w:rPr>
-          <w:rFonts w:hint="default" w:ascii="Times New Roman" w:hAnsi="Times New Roman" w:cs="Times New Roman"/>
-          <w:sz w:val="24"/>
-          <w:szCs w:val="24"/>
-        </w:rPr>
-        <w:t xml:space="preserve"> F CFA</w:t>
-      </w:r>
-    </w:p>
-    <w:p>
-      <w:pPr>
-        <w:pStyle w:val="10"/>
-        <w:numPr>
-          <w:ilvl w:val="0"/>
-          <w:numId w:val="0"/>
-        </w:numPr>
-        <w:rPr>
-          <w:rFonts w:hint="default" w:ascii="Times New Roman" w:hAnsi="Times New Roman" w:cs="Times New Roman"/>
-          <w:sz w:val="24"/>
-          <w:szCs w:val="24"/>
-        </w:rPr>
-      </w:pPr>
-      <w:r>
-        <w:rPr>
-          <w:rFonts w:hint="default" w:ascii="Times New Roman" w:hAnsi="Times New Roman" w:cs="Times New Roman"/>
-          <w:sz w:val="24"/>
-          <w:szCs w:val="24"/>
-        </w:rPr>
         <w:t>Prime d’assurance</w:t>
       </w:r>
       <w:r>
@@ -1308,7 +1234,7 @@
           <w:szCs w:val="24"/>
           <w:lang w:val="en-US"/>
         </w:rPr>
-        <w:t>« selon la grille de l’assureur »</w:t>
+        <w:t>selon la grille de l’assureur</w:t>
       </w:r>
     </w:p>
     <w:p>

--- a/document_templates/PVs/PV-validated-md.docx
+++ b/document_templates/PVs/PV-validated-md.docx
@@ -1105,18 +1105,7 @@
           <w:szCs w:val="24"/>
           <w:lang w:val="en-US"/>
         </w:rPr>
-        <w:t>${a</w:t>
-      </w:r>
-      <w:bookmarkStart w:id="3" w:name="_GoBack"/>
-      <w:bookmarkEnd w:id="3"/>
-      <w:r>
-        <w:rPr>
-          <w:rFonts w:hint="default" w:ascii="Times New Roman" w:hAnsi="Times New Roman" w:cs="Times New Roman"/>
-          <w:sz w:val="24"/>
-          <w:szCs w:val="24"/>
-          <w:lang w:val="en-US"/>
-        </w:rPr>
-        <w:t>dministrative_fees_percentage}</w:t>
+        <w:t>${administrative_fees_percentage}</w:t>
       </w:r>
       <w:r>
         <w:rPr>
@@ -1239,26 +1228,83 @@
     </w:p>
     <w:p>
       <w:pPr>
-        <w:pStyle w:val="10"/>
-        <w:numPr>
-          <w:ilvl w:val="0"/>
-          <w:numId w:val="0"/>
-        </w:numPr>
-        <w:rPr>
-          <w:rFonts w:hint="default" w:ascii="Times New Roman" w:hAnsi="Times New Roman" w:cs="Times New Roman"/>
-          <w:sz w:val="24"/>
-          <w:szCs w:val="24"/>
-        </w:rPr>
-      </w:pPr>
-      <w:r>
-        <w:rPr>
-          <w:rFonts w:hint="default" w:ascii="Times New Roman" w:hAnsi="Times New Roman" w:cs="Times New Roman"/>
+        <w:tabs>
+          <w:tab w:val="left" w:pos="708"/>
+          <w:tab w:val="left" w:pos="1416"/>
+          <w:tab w:val="left" w:pos="2124"/>
+          <w:tab w:val="left" w:pos="2748"/>
+          <w:tab w:val="left" w:pos="3708"/>
+        </w:tabs>
+        <w:spacing w:line="240" w:lineRule="auto"/>
+        <w:jc w:val="both"/>
+        <w:rPr>
+          <w:rFonts w:ascii="Times New Roman" w:hAnsi="Times New Roman" w:cs="Times New Roman"/>
+          <w:b/>
+          <w:sz w:val="24"/>
+          <w:szCs w:val="24"/>
+          <w:highlight w:val="none"/>
+          <w:lang w:val="en-US"/>
+        </w:rPr>
+      </w:pPr>
+      <w:r>
+        <w:rPr>
+          <w:rFonts w:ascii="Times New Roman" w:hAnsi="Times New Roman" w:cs="Times New Roman"/>
           <w:b w:val="0"/>
           <w:bCs/>
+          <w:sz w:val="24"/>
+          <w:szCs w:val="24"/>
           <w:shd w:val="clear" w:fill="auto"/>
           <w:lang w:val="en-US"/>
         </w:rPr>
         <w:t>${line_review_bonus}</w:t>
+      </w:r>
+      <w:r>
+        <w:rPr>
+          <w:rFonts w:ascii="Times New Roman" w:hAnsi="Times New Roman" w:cs="Times New Roman"/>
+          <w:b w:val="0"/>
+          <w:bCs/>
+          <w:sz w:val="24"/>
+          <w:szCs w:val="24"/>
+          <w:shd w:val="clear" w:fill="auto"/>
+          <w:lang w:val="en-US"/>
+        </w:rPr>
+        <w:tab/>
+      </w:r>
+      <w:r>
+        <w:rPr>
+          <w:rFonts w:ascii="Times New Roman" w:hAnsi="Times New Roman" w:cs="Times New Roman"/>
+          <w:b w:val="0"/>
+          <w:bCs/>
+          <w:sz w:val="24"/>
+          <w:szCs w:val="24"/>
+          <w:shd w:val="clear" w:fill="auto"/>
+          <w:lang w:val="en-US"/>
+        </w:rPr>
+        <w:tab/>
+      </w:r>
+      <w:r>
+        <w:rPr>
+          <w:rFonts w:hint="default" w:ascii="Times New Roman" w:hAnsi="Times New Roman" w:cs="Times New Roman"/>
+          <w:b w:val="0"/>
+          <w:bCs/>
+          <w:sz w:val="24"/>
+          <w:szCs w:val="24"/>
+          <w:shd w:val="clear" w:fill="auto"/>
+          <w:lang w:val="en-US"/>
+        </w:rPr>
+        <w:tab/>
+      </w:r>
+      <w:r>
+        <w:rPr>
+          <w:rFonts w:ascii="Times New Roman" w:hAnsi="Times New Roman" w:cs="Times New Roman"/>
+          <w:b w:val="0"/>
+          <w:bCs/>
+          <w:sz w:val="24"/>
+          <w:szCs w:val="24"/>
+          <w:shd w:val="clear" w:fill="auto"/>
+          <w:lang w:val="en-US"/>
+        </w:rPr>
+        <w:t>${line_review_bonus_value}</w:t>
       </w:r>
     </w:p>
     <w:p>
@@ -1389,172 +1435,17 @@
         <w:t>${/guaranteeList}</w:t>
       </w:r>
     </w:p>
-    <w:tbl>
-      <w:tblPr>
-        <w:tblStyle w:val="9"/>
-        <w:tblpPr w:leftFromText="180" w:rightFromText="180" w:vertAnchor="text" w:horzAnchor="page" w:tblpX="6710" w:tblpY="175"/>
-        <w:tblOverlap w:val="never"/>
-        <w:tblW w:w="0" w:type="auto"/>
-        <w:tblInd w:w="0" w:type="dxa"/>
-        <w:tblBorders>
-          <w:top w:val="none" w:color="auto" w:sz="0" w:space="0"/>
-          <w:left w:val="none" w:color="auto" w:sz="0" w:space="0"/>
-          <w:bottom w:val="none" w:color="auto" w:sz="0" w:space="0"/>
-          <w:right w:val="none" w:color="auto" w:sz="0" w:space="0"/>
-          <w:insideH w:val="none" w:color="auto" w:sz="0" w:space="0"/>
-          <w:insideV w:val="none" w:color="auto" w:sz="0" w:space="0"/>
-        </w:tblBorders>
-        <w:tblLayout w:type="autofit"/>
-        <w:tblCellMar>
-          <w:top w:w="0" w:type="dxa"/>
-          <w:left w:w="108" w:type="dxa"/>
-          <w:bottom w:w="0" w:type="dxa"/>
-          <w:right w:w="108" w:type="dxa"/>
-        </w:tblCellMar>
-      </w:tblPr>
-      <w:tblGrid>
-        <w:gridCol w:w="3852"/>
-      </w:tblGrid>
-      <w:tr>
-        <w:tblPrEx>
-          <w:tblBorders>
-            <w:top w:val="none" w:color="auto" w:sz="0" w:space="0"/>
-            <w:left w:val="none" w:color="auto" w:sz="0" w:space="0"/>
-            <w:bottom w:val="none" w:color="auto" w:sz="0" w:space="0"/>
-            <w:right w:val="none" w:color="auto" w:sz="0" w:space="0"/>
-            <w:insideH w:val="none" w:color="auto" w:sz="0" w:space="0"/>
-            <w:insideV w:val="none" w:color="auto" w:sz="0" w:space="0"/>
-          </w:tblBorders>
-          <w:tblCellMar>
-            <w:top w:w="0" w:type="dxa"/>
-            <w:left w:w="108" w:type="dxa"/>
-            <w:bottom w:w="0" w:type="dxa"/>
-            <w:right w:w="108" w:type="dxa"/>
-          </w:tblCellMar>
-        </w:tblPrEx>
-        <w:trPr>
-          <w:trHeight w:val="3060" w:hRule="atLeast"/>
-        </w:trPr>
-        <w:tc>
-          <w:tcPr>
-            <w:tcW w:w="3852" w:type="dxa"/>
-            <w:tcBorders>
-              <w:tl2br w:val="nil"/>
-              <w:tr2bl w:val="nil"/>
-            </w:tcBorders>
-          </w:tcPr>
-          <w:p>
-            <w:pPr>
-              <w:widowControl w:val="0"/>
-              <w:jc w:val="left"/>
-              <w:rPr>
-                <w:rFonts w:hint="default" w:ascii="Times New Roman" w:hAnsi="Times New Roman" w:cs="Times New Roman"/>
-                <w:b/>
-                <w:bCs/>
-                <w:iCs/>
-                <w:color w:val="000000"/>
-              </w:rPr>
-            </w:pPr>
-            <w:r>
-              <w:rPr>
-                <w:rFonts w:hint="default" w:ascii="Times New Roman" w:hAnsi="Times New Roman" w:cs="Times New Roman"/>
-                <w:b/>
-                <w:bCs/>
-                <w:iCs/>
-                <w:color w:val="000000"/>
-              </w:rPr>
-              <w:t>M</w:t>
-            </w:r>
-            <w:r>
-              <w:rPr>
-                <w:rFonts w:hint="default" w:ascii="Times New Roman" w:hAnsi="Times New Roman" w:cs="Times New Roman"/>
-                <w:b/>
-                <w:bCs/>
-                <w:iCs/>
-                <w:color w:val="000000"/>
-                <w:lang w:val="en-US"/>
-              </w:rPr>
-              <w:t xml:space="preserve">r. </w:t>
-            </w:r>
-            <w:r>
-              <w:rPr>
-                <w:rFonts w:hint="default" w:ascii="Times New Roman" w:hAnsi="Times New Roman" w:cs="Times New Roman"/>
-                <w:b/>
-                <w:bCs/>
-                <w:iCs/>
-                <w:color w:val="000000"/>
-              </w:rPr>
-              <w:t xml:space="preserve"> Marcel Séraphin</w:t>
-            </w:r>
-            <w:r>
-              <w:rPr>
-                <w:rFonts w:hint="default" w:ascii="Times New Roman" w:hAnsi="Times New Roman" w:cs="Times New Roman"/>
-                <w:b/>
-                <w:bCs/>
-                <w:iCs/>
-                <w:color w:val="000000"/>
-                <w:lang w:val="en-US"/>
-              </w:rPr>
-              <w:t xml:space="preserve"> </w:t>
-            </w:r>
-            <w:r>
-              <w:rPr>
-                <w:rFonts w:hint="default" w:ascii="Times New Roman" w:hAnsi="Times New Roman" w:cs="Times New Roman"/>
-                <w:b/>
-                <w:bCs/>
-                <w:iCs/>
-                <w:color w:val="000000"/>
-              </w:rPr>
-              <w:t>DIGBE</w:t>
-            </w:r>
-          </w:p>
-          <w:p>
-            <w:pPr>
-              <w:widowControl w:val="0"/>
-              <w:jc w:val="left"/>
-              <w:rPr>
-                <w:rFonts w:hint="default" w:ascii="Times New Roman" w:hAnsi="Times New Roman" w:cs="Times New Roman"/>
-                <w:bCs/>
-                <w:iCs/>
-                <w:color w:val="000000"/>
-              </w:rPr>
-            </w:pPr>
-            <w:r>
-              <w:rPr>
-                <w:rFonts w:hint="default" w:ascii="Times New Roman" w:hAnsi="Times New Roman" w:cs="Times New Roman"/>
-                <w:bCs/>
-                <w:iCs/>
-                <w:color w:val="000000"/>
-              </w:rPr>
-              <w:t>Directeur Général</w:t>
-            </w:r>
-          </w:p>
-          <w:p>
-            <w:pPr>
-              <w:widowControl w:val="0"/>
-              <w:jc w:val="left"/>
-              <w:rPr>
-                <w:rFonts w:hint="default" w:ascii="Times New Roman" w:hAnsi="Times New Roman" w:cs="Times New Roman"/>
-                <w:bCs/>
-                <w:iCs/>
-                <w:color w:val="000000"/>
-                <w:lang w:val="en-US"/>
-              </w:rPr>
-            </w:pPr>
-            <w:r>
-              <w:rPr>
-                <w:rFonts w:hint="default" w:ascii="Times New Roman" w:hAnsi="Times New Roman" w:cs="Times New Roman"/>
-                <w:bCs/>
-                <w:iCs/>
-                <w:color w:val="000000"/>
-                <w:lang w:val="en-US"/>
-              </w:rPr>
-              <w:t>${md_sign}</w:t>
-            </w:r>
-          </w:p>
-        </w:tc>
-      </w:tr>
-    </w:tbl>
+    <w:p>
+      <w:pPr>
+        <w:spacing w:line="240" w:lineRule="auto"/>
+        <w:jc w:val="both"/>
+        <w:rPr>
+          <w:rFonts w:hint="default" w:ascii="Times New Roman" w:hAnsi="Times New Roman" w:cs="Times New Roman"/>
+          <w:sz w:val="24"/>
+          <w:szCs w:val="24"/>
+        </w:rPr>
+      </w:pPr>
+    </w:p>
     <w:tbl>
       <w:tblPr>
         <w:tblStyle w:val="9"/>
@@ -1670,6 +1561,172 @@
                 <w:lang w:val="en-US"/>
               </w:rPr>
               <w:t>${head_credit_sign}</w:t>
+            </w:r>
+          </w:p>
+        </w:tc>
+      </w:tr>
+    </w:tbl>
+    <w:tbl>
+      <w:tblPr>
+        <w:tblStyle w:val="9"/>
+        <w:tblpPr w:leftFromText="180" w:rightFromText="180" w:vertAnchor="text" w:horzAnchor="page" w:tblpX="6564" w:tblpY="73"/>
+        <w:tblOverlap w:val="never"/>
+        <w:tblW w:w="0" w:type="auto"/>
+        <w:tblInd w:w="0" w:type="dxa"/>
+        <w:tblBorders>
+          <w:top w:val="none" w:color="auto" w:sz="0" w:space="0"/>
+          <w:left w:val="none" w:color="auto" w:sz="0" w:space="0"/>
+          <w:bottom w:val="none" w:color="auto" w:sz="0" w:space="0"/>
+          <w:right w:val="none" w:color="auto" w:sz="0" w:space="0"/>
+          <w:insideH w:val="none" w:color="auto" w:sz="0" w:space="0"/>
+          <w:insideV w:val="none" w:color="auto" w:sz="0" w:space="0"/>
+        </w:tblBorders>
+        <w:tblLayout w:type="autofit"/>
+        <w:tblCellMar>
+          <w:top w:w="0" w:type="dxa"/>
+          <w:left w:w="108" w:type="dxa"/>
+          <w:bottom w:w="0" w:type="dxa"/>
+          <w:right w:w="108" w:type="dxa"/>
+        </w:tblCellMar>
+      </w:tblPr>
+      <w:tblGrid>
+        <w:gridCol w:w="3880"/>
+      </w:tblGrid>
+      <w:tr>
+        <w:tblPrEx>
+          <w:tblBorders>
+            <w:top w:val="none" w:color="auto" w:sz="0" w:space="0"/>
+            <w:left w:val="none" w:color="auto" w:sz="0" w:space="0"/>
+            <w:bottom w:val="none" w:color="auto" w:sz="0" w:space="0"/>
+            <w:right w:val="none" w:color="auto" w:sz="0" w:space="0"/>
+            <w:insideH w:val="none" w:color="auto" w:sz="0" w:space="0"/>
+            <w:insideV w:val="none" w:color="auto" w:sz="0" w:space="0"/>
+          </w:tblBorders>
+          <w:tblCellMar>
+            <w:top w:w="0" w:type="dxa"/>
+            <w:left w:w="108" w:type="dxa"/>
+            <w:bottom w:w="0" w:type="dxa"/>
+            <w:right w:w="108" w:type="dxa"/>
+          </w:tblCellMar>
+        </w:tblPrEx>
+        <w:trPr>
+          <w:trHeight w:val="3417" w:hRule="atLeast"/>
+        </w:trPr>
+        <w:tc>
+          <w:tcPr>
+            <w:tcW w:w="3880" w:type="dxa"/>
+            <w:tcBorders>
+              <w:tl2br w:val="nil"/>
+              <w:tr2bl w:val="nil"/>
+            </w:tcBorders>
+          </w:tcPr>
+          <w:p>
+            <w:pPr>
+              <w:widowControl w:val="0"/>
+              <w:jc w:val="left"/>
+              <w:rPr>
+                <w:rFonts w:hint="default" w:ascii="Times New Roman" w:hAnsi="Times New Roman" w:cs="Times New Roman"/>
+                <w:b/>
+                <w:bCs/>
+                <w:iCs/>
+                <w:color w:val="000000"/>
+              </w:rPr>
+            </w:pPr>
+            <w:r>
+              <w:rPr>
+                <w:rFonts w:hint="default" w:ascii="Times New Roman" w:hAnsi="Times New Roman" w:cs="Times New Roman"/>
+                <w:b/>
+                <w:bCs/>
+                <w:iCs/>
+                <w:color w:val="000000"/>
+              </w:rPr>
+              <w:t>M</w:t>
+            </w:r>
+            <w:r>
+              <w:rPr>
+                <w:rFonts w:hint="default" w:ascii="Times New Roman" w:hAnsi="Times New Roman" w:cs="Times New Roman"/>
+                <w:b/>
+                <w:bCs/>
+                <w:iCs/>
+                <w:color w:val="000000"/>
+                <w:lang w:val="en-US"/>
+              </w:rPr>
+              <w:t xml:space="preserve">r. </w:t>
+            </w:r>
+            <w:r>
+              <w:rPr>
+                <w:rFonts w:hint="default" w:ascii="Times New Roman" w:hAnsi="Times New Roman" w:cs="Times New Roman"/>
+                <w:b/>
+                <w:bCs/>
+                <w:iCs/>
+                <w:color w:val="000000"/>
+              </w:rPr>
+              <w:t xml:space="preserve"> Marcel Séraphin</w:t>
+            </w:r>
+            <w:r>
+              <w:rPr>
+                <w:rFonts w:hint="default" w:ascii="Times New Roman" w:hAnsi="Times New Roman" w:cs="Times New Roman"/>
+                <w:b/>
+                <w:bCs/>
+                <w:iCs/>
+                <w:color w:val="000000"/>
+                <w:lang w:val="en-US"/>
+              </w:rPr>
+              <w:t xml:space="preserve"> </w:t>
+            </w:r>
+            <w:r>
+              <w:rPr>
+                <w:rFonts w:hint="default" w:ascii="Times New Roman" w:hAnsi="Times New Roman" w:cs="Times New Roman"/>
+                <w:b/>
+                <w:bCs/>
+                <w:iCs/>
+                <w:color w:val="000000"/>
+              </w:rPr>
+              <w:t>DIGBE</w:t>
+            </w:r>
+          </w:p>
+          <w:p>
+            <w:pPr>
+              <w:widowControl w:val="0"/>
+              <w:jc w:val="left"/>
+              <w:rPr>
+                <w:rFonts w:hint="default" w:ascii="Times New Roman" w:hAnsi="Times New Roman" w:cs="Times New Roman"/>
+                <w:bCs/>
+                <w:iCs/>
+                <w:color w:val="000000"/>
+              </w:rPr>
+            </w:pPr>
+            <w:r>
+              <w:rPr>
+                <w:rFonts w:hint="default" w:ascii="Times New Roman" w:hAnsi="Times New Roman" w:cs="Times New Roman"/>
+                <w:bCs/>
+                <w:iCs/>
+                <w:color w:val="000000"/>
+              </w:rPr>
+              <w:t>Directeur Général</w:t>
+            </w:r>
+          </w:p>
+          <w:p>
+            <w:pPr>
+              <w:widowControl w:val="0"/>
+              <w:jc w:val="left"/>
+              <w:rPr>
+                <w:rFonts w:hint="default" w:ascii="Times New Roman" w:hAnsi="Times New Roman" w:cs="Times New Roman"/>
+                <w:bCs/>
+                <w:iCs/>
+                <w:color w:val="000000"/>
+                <w:lang w:val="en-US"/>
+              </w:rPr>
+            </w:pPr>
+            <w:r>
+              <w:rPr>
+                <w:rFonts w:hint="default" w:ascii="Times New Roman" w:hAnsi="Times New Roman" w:cs="Times New Roman"/>
+                <w:bCs/>
+                <w:iCs/>
+                <w:color w:val="000000"/>
+                <w:lang w:val="en-US"/>
+              </w:rPr>
+              <w:t>${md_sign}</w:t>
             </w:r>
           </w:p>
         </w:tc>

--- a/document_templates/PVs/PV-validated-md.docx
+++ b/document_templates/PVs/PV-validated-md.docx
@@ -1162,6 +1162,7 @@
           <w:rFonts w:hint="default" w:ascii="Times New Roman" w:hAnsi="Times New Roman" w:cs="Times New Roman"/>
           <w:sz w:val="24"/>
           <w:szCs w:val="24"/>
+          <w:lang w:val="en-US"/>
         </w:rPr>
       </w:pPr>
       <w:r>
@@ -1225,6 +1226,93 @@
         </w:rPr>
         <w:t>selon la grille de l’assureur</w:t>
       </w:r>
+    </w:p>
+    <w:p>
+      <w:pPr>
+        <w:pStyle w:val="10"/>
+        <w:numPr>
+          <w:ilvl w:val="0"/>
+          <w:numId w:val="0"/>
+        </w:numPr>
+        <w:rPr>
+          <w:rFonts w:hint="default" w:ascii="Times New Roman" w:hAnsi="Times New Roman" w:cs="Times New Roman"/>
+          <w:sz w:val="24"/>
+          <w:szCs w:val="24"/>
+          <w:lang w:val="en-US"/>
+        </w:rPr>
+      </w:pPr>
+      <w:r>
+        <w:rPr>
+          <w:rFonts w:hint="default" w:ascii="Times New Roman" w:hAnsi="Times New Roman" w:cs="Times New Roman"/>
+          <w:sz w:val="24"/>
+          <w:szCs w:val="24"/>
+        </w:rPr>
+        <w:t>Prime d</w:t>
+      </w:r>
+      <w:r>
+        <w:rPr>
+          <w:rFonts w:hint="default" w:ascii="Times New Roman" w:hAnsi="Times New Roman" w:cs="Times New Roman"/>
+          <w:sz w:val="24"/>
+          <w:szCs w:val="24"/>
+          <w:lang w:val="en-US"/>
+        </w:rPr>
+        <w:t>e risque</w:t>
+      </w:r>
+      <w:r>
+        <w:rPr>
+          <w:rFonts w:hint="default" w:ascii="Times New Roman" w:hAnsi="Times New Roman" w:cs="Times New Roman"/>
+          <w:sz w:val="24"/>
+          <w:szCs w:val="24"/>
+          <w:lang w:val="en-US"/>
+        </w:rPr>
+        <w:tab/>
+      </w:r>
+      <w:r>
+        <w:rPr>
+          <w:rFonts w:hint="default" w:ascii="Times New Roman" w:hAnsi="Times New Roman" w:cs="Times New Roman"/>
+          <w:sz w:val="24"/>
+          <w:szCs w:val="24"/>
+          <w:lang w:val="en-US"/>
+        </w:rPr>
+        <w:tab/>
+      </w:r>
+      <w:r>
+        <w:rPr>
+          <w:rFonts w:hint="default" w:ascii="Times New Roman" w:hAnsi="Times New Roman" w:cs="Times New Roman"/>
+          <w:sz w:val="24"/>
+          <w:szCs w:val="24"/>
+          <w:lang w:val="en-US"/>
+        </w:rPr>
+        <w:tab/>
+      </w:r>
+      <w:r>
+        <w:rPr>
+          <w:rFonts w:hint="default" w:ascii="Times New Roman" w:hAnsi="Times New Roman" w:cs="Times New Roman"/>
+          <w:sz w:val="24"/>
+          <w:szCs w:val="24"/>
+          <w:lang w:val="en-US"/>
+        </w:rPr>
+        <w:tab/>
+      </w:r>
+      <w:r>
+        <w:rPr>
+          <w:rFonts w:hint="default" w:ascii="Times New Roman" w:hAnsi="Times New Roman" w:cs="Times New Roman"/>
+          <w:sz w:val="24"/>
+          <w:szCs w:val="24"/>
+        </w:rPr>
+        <w:t xml:space="preserve">: </w:t>
+      </w:r>
+      <w:r>
+        <w:rPr>
+          <w:rFonts w:hint="default" w:ascii="Times New Roman" w:hAnsi="Times New Roman" w:cs="Times New Roman"/>
+          <w:sz w:val="24"/>
+          <w:szCs w:val="24"/>
+          <w:lang w:val="en-US"/>
+        </w:rPr>
+        <w:t>${risk_premium_percentage}%</w:t>
+      </w:r>
+      <w:bookmarkStart w:id="3" w:name="_GoBack"/>
+      <w:bookmarkEnd w:id="3"/>
     </w:p>
     <w:p>
       <w:pPr>

--- a/document_templates/PVs/PV-validated-md.docx
+++ b/document_templates/PVs/PV-validated-md.docx
@@ -1311,8 +1311,6 @@
         </w:rPr>
         <w:t>${risk_premium_percentage}%</w:t>
       </w:r>
-      <w:bookmarkStart w:id="3" w:name="_GoBack"/>
-      <w:bookmarkEnd w:id="3"/>
     </w:p>
     <w:p>
       <w:pPr>
@@ -1749,29 +1747,10 @@
                 <w:iCs/>
                 <w:color w:val="000000"/>
               </w:rPr>
-              <w:t xml:space="preserve"> Marcel Séraphin</w:t>
+              <w:t xml:space="preserve"> Pascal KOVE</w:t>
             </w:r>
-            <w:r>
-              <w:rPr>
-                <w:rFonts w:hint="default" w:ascii="Times New Roman" w:hAnsi="Times New Roman" w:cs="Times New Roman"/>
-                <w:b/>
-                <w:bCs/>
-                <w:iCs/>
-                <w:color w:val="000000"/>
-                <w:lang w:val="en-US"/>
-              </w:rPr>
-              <w:t xml:space="preserve"> </w:t>
-            </w:r>
-            <w:r>
-              <w:rPr>
-                <w:rFonts w:hint="default" w:ascii="Times New Roman" w:hAnsi="Times New Roman" w:cs="Times New Roman"/>
-                <w:b/>
-                <w:bCs/>
-                <w:iCs/>
-                <w:color w:val="000000"/>
-              </w:rPr>
-              <w:t>DIGBE</w:t>
-            </w:r>
+            <w:bookmarkStart w:id="3" w:name="_GoBack"/>
+            <w:bookmarkEnd w:id="3"/>
           </w:p>
           <w:p>
             <w:pPr>

--- a/document_templates/PVs/PV-validated-md.docx
+++ b/document_templates/PVs/PV-validated-md.docx
@@ -1154,162 +1154,282 @@
     <w:p>
       <w:pPr>
         <w:pStyle w:val="10"/>
-        <w:numPr>
-          <w:ilvl w:val="0"/>
-          <w:numId w:val="0"/>
-        </w:numPr>
-        <w:rPr>
-          <w:rFonts w:hint="default" w:ascii="Times New Roman" w:hAnsi="Times New Roman" w:cs="Times New Roman"/>
-          <w:sz w:val="24"/>
-          <w:szCs w:val="24"/>
-          <w:lang w:val="en-US"/>
-        </w:rPr>
-      </w:pPr>
-      <w:r>
-        <w:rPr>
-          <w:rFonts w:hint="default" w:ascii="Times New Roman" w:hAnsi="Times New Roman" w:cs="Times New Roman"/>
-          <w:sz w:val="24"/>
-          <w:szCs w:val="24"/>
-        </w:rPr>
-        <w:t>Prime d’assurance</w:t>
-      </w:r>
-      <w:r>
-        <w:rPr>
-          <w:rFonts w:hint="default" w:ascii="Times New Roman" w:hAnsi="Times New Roman" w:cs="Times New Roman"/>
-          <w:sz w:val="24"/>
-          <w:szCs w:val="24"/>
-          <w:lang w:val="en-US"/>
-        </w:rPr>
-        <w:tab/>
-      </w:r>
-      <w:r>
-        <w:rPr>
-          <w:rFonts w:hint="default" w:ascii="Times New Roman" w:hAnsi="Times New Roman" w:cs="Times New Roman"/>
-          <w:sz w:val="24"/>
-          <w:szCs w:val="24"/>
-          <w:lang w:val="en-US"/>
-        </w:rPr>
-        <w:tab/>
-      </w:r>
-      <w:r>
-        <w:rPr>
-          <w:rFonts w:hint="default" w:ascii="Times New Roman" w:hAnsi="Times New Roman" w:cs="Times New Roman"/>
-          <w:sz w:val="24"/>
-          <w:szCs w:val="24"/>
-          <w:lang w:val="en-US"/>
-        </w:rPr>
-        <w:tab/>
-      </w:r>
-      <w:r>
-        <w:rPr>
-          <w:rFonts w:hint="default" w:ascii="Times New Roman" w:hAnsi="Times New Roman" w:cs="Times New Roman"/>
-          <w:sz w:val="24"/>
-          <w:szCs w:val="24"/>
-          <w:lang w:val="en-US"/>
-        </w:rPr>
-        <w:tab/>
-      </w:r>
-      <w:r>
-        <w:rPr>
-          <w:rFonts w:hint="default" w:ascii="Times New Roman" w:hAnsi="Times New Roman" w:cs="Times New Roman"/>
-          <w:sz w:val="24"/>
-          <w:szCs w:val="24"/>
-        </w:rPr>
-        <w:t xml:space="preserve">: </w:t>
-      </w:r>
-      <w:r>
-        <w:rPr>
-          <w:rFonts w:hint="default" w:ascii="Times New Roman" w:hAnsi="Times New Roman" w:cs="Times New Roman"/>
-          <w:sz w:val="24"/>
-          <w:szCs w:val="24"/>
-          <w:lang w:val="en-US"/>
-        </w:rPr>
-        <w:t>selon la grille de l’assureur</w:t>
+        <w:ind w:left="0" w:leftChars="0" w:firstLine="0" w:firstLineChars="0"/>
+        <w:rPr>
+          <w:rFonts w:hint="default" w:ascii="Times New Roman" w:hAnsi="Times New Roman" w:cs="Times New Roman"/>
+          <w:sz w:val="24"/>
+          <w:szCs w:val="24"/>
+        </w:rPr>
+      </w:pPr>
+      <w:r>
+        <w:rPr>
+          <w:rFonts w:hint="default" w:ascii="Times New Roman" w:hAnsi="Times New Roman" w:cs="Times New Roman"/>
+          <w:sz w:val="24"/>
+          <w:szCs w:val="24"/>
+        </w:rPr>
+        <w:t>${insurance}</w:t>
       </w:r>
     </w:p>
     <w:p>
       <w:pPr>
         <w:pStyle w:val="10"/>
-        <w:numPr>
-          <w:ilvl w:val="0"/>
-          <w:numId w:val="0"/>
-        </w:numPr>
-        <w:rPr>
-          <w:rFonts w:hint="default" w:ascii="Times New Roman" w:hAnsi="Times New Roman" w:cs="Times New Roman"/>
-          <w:sz w:val="24"/>
-          <w:szCs w:val="24"/>
-          <w:lang w:val="en-US"/>
-        </w:rPr>
-      </w:pPr>
-      <w:r>
-        <w:rPr>
-          <w:rFonts w:hint="default" w:ascii="Times New Roman" w:hAnsi="Times New Roman" w:cs="Times New Roman"/>
-          <w:sz w:val="24"/>
-          <w:szCs w:val="24"/>
-        </w:rPr>
-        <w:t>Prime d</w:t>
-      </w:r>
-      <w:r>
-        <w:rPr>
-          <w:rFonts w:hint="default" w:ascii="Times New Roman" w:hAnsi="Times New Roman" w:cs="Times New Roman"/>
-          <w:sz w:val="24"/>
-          <w:szCs w:val="24"/>
-          <w:lang w:val="en-US"/>
-        </w:rPr>
-        <w:t>e risque</w:t>
-      </w:r>
-      <w:r>
-        <w:rPr>
-          <w:rFonts w:hint="default" w:ascii="Times New Roman" w:hAnsi="Times New Roman" w:cs="Times New Roman"/>
-          <w:sz w:val="24"/>
-          <w:szCs w:val="24"/>
-          <w:lang w:val="en-US"/>
-        </w:rPr>
-        <w:tab/>
-      </w:r>
-      <w:r>
-        <w:rPr>
-          <w:rFonts w:hint="default" w:ascii="Times New Roman" w:hAnsi="Times New Roman" w:cs="Times New Roman"/>
-          <w:sz w:val="24"/>
-          <w:szCs w:val="24"/>
-          <w:lang w:val="en-US"/>
-        </w:rPr>
-        <w:tab/>
-      </w:r>
-      <w:r>
-        <w:rPr>
-          <w:rFonts w:hint="default" w:ascii="Times New Roman" w:hAnsi="Times New Roman" w:cs="Times New Roman"/>
-          <w:sz w:val="24"/>
-          <w:szCs w:val="24"/>
-          <w:lang w:val="en-US"/>
-        </w:rPr>
-        <w:tab/>
-      </w:r>
-      <w:r>
-        <w:rPr>
-          <w:rFonts w:hint="default" w:ascii="Times New Roman" w:hAnsi="Times New Roman" w:cs="Times New Roman"/>
-          <w:sz w:val="24"/>
-          <w:szCs w:val="24"/>
-          <w:lang w:val="en-US"/>
-        </w:rPr>
-        <w:tab/>
-      </w:r>
-      <w:r>
-        <w:rPr>
-          <w:rFonts w:hint="default" w:ascii="Times New Roman" w:hAnsi="Times New Roman" w:cs="Times New Roman"/>
-          <w:sz w:val="24"/>
-          <w:szCs w:val="24"/>
-        </w:rPr>
-        <w:t xml:space="preserve">: </w:t>
-      </w:r>
-      <w:r>
-        <w:rPr>
-          <w:rFonts w:hint="default" w:ascii="Times New Roman" w:hAnsi="Times New Roman" w:cs="Times New Roman"/>
-          <w:sz w:val="24"/>
-          <w:szCs w:val="24"/>
-          <w:lang w:val="en-US"/>
-        </w:rPr>
-        <w:t>${risk_premium_percentage}%</w:t>
+        <w:ind w:left="0" w:leftChars="0" w:firstLine="0" w:firstLineChars="0"/>
+        <w:rPr>
+          <w:rFonts w:hint="default" w:ascii="Times New Roman" w:hAnsi="Times New Roman" w:cs="Times New Roman"/>
+          <w:sz w:val="24"/>
+          <w:szCs w:val="24"/>
+        </w:rPr>
+      </w:pPr>
+      <w:r>
+        <w:rPr>
+          <w:rFonts w:hint="default" w:ascii="Times New Roman" w:hAnsi="Times New Roman" w:cs="Times New Roman"/>
+          <w:sz w:val="24"/>
+          <w:szCs w:val="24"/>
+        </w:rPr>
+        <w:t xml:space="preserve">${key} </w:t>
+      </w:r>
+      <w:r>
+        <w:rPr>
+          <w:rFonts w:hint="default" w:ascii="Times New Roman" w:hAnsi="Times New Roman" w:cs="Times New Roman"/>
+          <w:sz w:val="24"/>
+          <w:szCs w:val="24"/>
+        </w:rPr>
+        <w:tab/>
+      </w:r>
+      <w:r>
+        <w:rPr>
+          <w:rFonts w:hint="default" w:ascii="Times New Roman" w:hAnsi="Times New Roman" w:cs="Times New Roman"/>
+          <w:sz w:val="24"/>
+          <w:szCs w:val="24"/>
+        </w:rPr>
+        <w:tab/>
+      </w:r>
+      <w:r>
+        <w:rPr>
+          <w:rFonts w:hint="default" w:ascii="Times New Roman" w:hAnsi="Times New Roman" w:cs="Times New Roman"/>
+          <w:sz w:val="24"/>
+          <w:szCs w:val="24"/>
+          <w:lang w:val="en-US"/>
+        </w:rPr>
+        <w:tab/>
+      </w:r>
+      <w:r>
+        <w:rPr>
+          <w:rFonts w:hint="default" w:ascii="Times New Roman" w:hAnsi="Times New Roman" w:cs="Times New Roman"/>
+          <w:sz w:val="24"/>
+          <w:szCs w:val="24"/>
+          <w:lang w:val="en-US"/>
+        </w:rPr>
+        <w:tab/>
+      </w:r>
+      <w:r>
+        <w:rPr>
+          <w:rFonts w:hint="default" w:ascii="Times New Roman" w:hAnsi="Times New Roman" w:cs="Times New Roman"/>
+          <w:sz w:val="24"/>
+          <w:szCs w:val="24"/>
+        </w:rPr>
+        <w:t>: ${value}</w:t>
+      </w:r>
+    </w:p>
+    <w:p>
+      <w:pPr>
+        <w:pStyle w:val="10"/>
+        <w:ind w:left="0" w:leftChars="0" w:firstLine="0" w:firstLineChars="0"/>
+        <w:rPr>
+          <w:rFonts w:hint="default" w:ascii="Times New Roman" w:hAnsi="Times New Roman" w:cs="Times New Roman"/>
+          <w:sz w:val="24"/>
+          <w:szCs w:val="24"/>
+        </w:rPr>
+      </w:pPr>
+      <w:r>
+        <w:rPr>
+          <w:rFonts w:hint="default" w:ascii="Times New Roman" w:hAnsi="Times New Roman" w:cs="Times New Roman"/>
+          <w:sz w:val="24"/>
+          <w:szCs w:val="24"/>
+        </w:rPr>
+        <w:t>${/insurance}</w:t>
+      </w:r>
+    </w:p>
+    <w:p>
+      <w:pPr>
+        <w:pStyle w:val="10"/>
+        <w:ind w:left="0" w:leftChars="0" w:firstLine="0" w:firstLineChars="0"/>
+        <w:rPr>
+          <w:rFonts w:hint="default" w:ascii="Times New Roman" w:hAnsi="Times New Roman" w:cs="Times New Roman"/>
+          <w:sz w:val="24"/>
+          <w:szCs w:val="24"/>
+        </w:rPr>
+      </w:pPr>
+      <w:r>
+        <w:rPr>
+          <w:rFonts w:hint="default" w:ascii="Times New Roman" w:hAnsi="Times New Roman" w:cs="Times New Roman"/>
+          <w:sz w:val="24"/>
+          <w:szCs w:val="24"/>
+        </w:rPr>
+        <w:t>${riskPremiumPercentage}</w:t>
+      </w:r>
+    </w:p>
+    <w:p>
+      <w:pPr>
+        <w:pStyle w:val="10"/>
+        <w:ind w:left="0" w:leftChars="0" w:firstLine="0" w:firstLineChars="0"/>
+        <w:rPr>
+          <w:rFonts w:hint="default" w:ascii="Times New Roman" w:hAnsi="Times New Roman" w:cs="Times New Roman"/>
+          <w:sz w:val="24"/>
+          <w:szCs w:val="24"/>
+        </w:rPr>
+      </w:pPr>
+      <w:r>
+        <w:rPr>
+          <w:rFonts w:hint="default" w:ascii="Times New Roman" w:hAnsi="Times New Roman" w:cs="Times New Roman"/>
+          <w:sz w:val="24"/>
+          <w:szCs w:val="24"/>
+        </w:rPr>
+        <w:t xml:space="preserve">${key} </w:t>
+      </w:r>
+      <w:r>
+        <w:rPr>
+          <w:rFonts w:hint="default" w:ascii="Times New Roman" w:hAnsi="Times New Roman" w:cs="Times New Roman"/>
+          <w:sz w:val="24"/>
+          <w:szCs w:val="24"/>
+        </w:rPr>
+        <w:tab/>
+      </w:r>
+      <w:r>
+        <w:rPr>
+          <w:rFonts w:hint="default" w:ascii="Times New Roman" w:hAnsi="Times New Roman" w:cs="Times New Roman"/>
+          <w:sz w:val="24"/>
+          <w:szCs w:val="24"/>
+        </w:rPr>
+        <w:tab/>
+      </w:r>
+      <w:r>
+        <w:rPr>
+          <w:rFonts w:hint="default" w:ascii="Times New Roman" w:hAnsi="Times New Roman" w:cs="Times New Roman"/>
+          <w:sz w:val="24"/>
+          <w:szCs w:val="24"/>
+          <w:lang w:val="en-US"/>
+        </w:rPr>
+        <w:tab/>
+      </w:r>
+      <w:r>
+        <w:rPr>
+          <w:rFonts w:hint="default" w:ascii="Times New Roman" w:hAnsi="Times New Roman" w:cs="Times New Roman"/>
+          <w:sz w:val="24"/>
+          <w:szCs w:val="24"/>
+        </w:rPr>
+        <w:t>: ${value}</w:t>
+      </w:r>
+    </w:p>
+    <w:p>
+      <w:pPr>
+        <w:pStyle w:val="10"/>
+        <w:ind w:left="0" w:leftChars="0" w:firstLine="0" w:firstLineChars="0"/>
+        <w:rPr>
+          <w:rFonts w:hint="default" w:ascii="Times New Roman" w:hAnsi="Times New Roman" w:cs="Times New Roman"/>
+          <w:sz w:val="24"/>
+          <w:szCs w:val="24"/>
+        </w:rPr>
+      </w:pPr>
+      <w:r>
+        <w:rPr>
+          <w:rFonts w:hint="default" w:ascii="Times New Roman" w:hAnsi="Times New Roman" w:cs="Times New Roman"/>
+          <w:sz w:val="24"/>
+          <w:szCs w:val="24"/>
+        </w:rPr>
+        <w:t>${/riskPremiumPercentage}</w:t>
+      </w:r>
+    </w:p>
+    <w:p>
+      <w:pPr>
+        <w:pStyle w:val="10"/>
+        <w:ind w:left="0" w:leftChars="0" w:firstLine="0" w:firstLineChars="0"/>
+        <w:rPr>
+          <w:rFonts w:hint="default" w:ascii="Times New Roman" w:hAnsi="Times New Roman" w:cs="Times New Roman"/>
+          <w:sz w:val="24"/>
+          <w:szCs w:val="24"/>
+        </w:rPr>
+      </w:pPr>
+      <w:r>
+        <w:rPr>
+          <w:rFonts w:hint="default" w:ascii="Times New Roman" w:hAnsi="Times New Roman" w:cs="Times New Roman"/>
+          <w:sz w:val="24"/>
+          <w:szCs w:val="24"/>
+        </w:rPr>
+        <w:t>${reviewBonus}</w:t>
+      </w:r>
+    </w:p>
+    <w:p>
+      <w:pPr>
+        <w:pStyle w:val="10"/>
+        <w:ind w:left="0" w:leftChars="0" w:firstLine="0" w:firstLineChars="0"/>
+        <w:rPr>
+          <w:rFonts w:hint="default" w:ascii="Times New Roman" w:hAnsi="Times New Roman" w:cs="Times New Roman"/>
+          <w:sz w:val="24"/>
+          <w:szCs w:val="24"/>
+        </w:rPr>
+      </w:pPr>
+      <w:r>
+        <w:rPr>
+          <w:rFonts w:hint="default" w:ascii="Times New Roman" w:hAnsi="Times New Roman" w:cs="Times New Roman"/>
+          <w:sz w:val="24"/>
+          <w:szCs w:val="24"/>
+        </w:rPr>
+        <w:t xml:space="preserve">${key} </w:t>
+      </w:r>
+      <w:r>
+        <w:rPr>
+          <w:rFonts w:hint="default" w:ascii="Times New Roman" w:hAnsi="Times New Roman" w:cs="Times New Roman"/>
+          <w:sz w:val="24"/>
+          <w:szCs w:val="24"/>
+        </w:rPr>
+        <w:tab/>
+      </w:r>
+      <w:r>
+        <w:rPr>
+          <w:rFonts w:hint="default" w:ascii="Times New Roman" w:hAnsi="Times New Roman" w:cs="Times New Roman"/>
+          <w:sz w:val="24"/>
+          <w:szCs w:val="24"/>
+        </w:rPr>
+        <w:tab/>
+      </w:r>
+      <w:r>
+        <w:rPr>
+          <w:rFonts w:hint="default" w:ascii="Times New Roman" w:hAnsi="Times New Roman" w:cs="Times New Roman"/>
+          <w:sz w:val="24"/>
+          <w:szCs w:val="24"/>
+          <w:lang w:val="en-US"/>
+        </w:rPr>
+        <w:tab/>
+      </w:r>
+      <w:r>
+        <w:rPr>
+          <w:rFonts w:hint="default" w:ascii="Times New Roman" w:hAnsi="Times New Roman" w:cs="Times New Roman"/>
+          <w:sz w:val="24"/>
+          <w:szCs w:val="24"/>
+        </w:rPr>
+        <w:t>: ${value}</w:t>
+      </w:r>
+    </w:p>
+    <w:p>
+      <w:pPr>
+        <w:pStyle w:val="10"/>
+        <w:ind w:left="0" w:leftChars="0" w:firstLine="0" w:firstLineChars="0"/>
+        <w:rPr>
+          <w:rFonts w:hint="default" w:ascii="Times New Roman" w:hAnsi="Times New Roman" w:cs="Times New Roman"/>
+          <w:b w:val="0"/>
+          <w:bCs/>
+          <w:shd w:val="clear" w:fill="auto"/>
+          <w:lang w:val="en-US"/>
+        </w:rPr>
+      </w:pPr>
+      <w:r>
+        <w:rPr>
+          <w:rFonts w:hint="default" w:ascii="Times New Roman" w:hAnsi="Times New Roman" w:cs="Times New Roman"/>
+          <w:sz w:val="24"/>
+          <w:szCs w:val="24"/>
+        </w:rPr>
+        <w:t>${/reviewBonus}</w:t>
       </w:r>
     </w:p>
     <w:p>
@@ -1332,66 +1452,8 @@
           <w:lang w:val="en-US"/>
         </w:rPr>
       </w:pPr>
-      <w:r>
-        <w:rPr>
-          <w:rFonts w:ascii="Times New Roman" w:hAnsi="Times New Roman" w:cs="Times New Roman"/>
-          <w:b w:val="0"/>
-          <w:bCs/>
-          <w:sz w:val="24"/>
-          <w:szCs w:val="24"/>
-          <w:shd w:val="clear" w:fill="auto"/>
-          <w:lang w:val="en-US"/>
-        </w:rPr>
-        <w:t>${line_review_bonus}</w:t>
-      </w:r>
-      <w:r>
-        <w:rPr>
-          <w:rFonts w:ascii="Times New Roman" w:hAnsi="Times New Roman" w:cs="Times New Roman"/>
-          <w:b w:val="0"/>
-          <w:bCs/>
-          <w:sz w:val="24"/>
-          <w:szCs w:val="24"/>
-          <w:shd w:val="clear" w:fill="auto"/>
-          <w:lang w:val="en-US"/>
-        </w:rPr>
-        <w:tab/>
-      </w:r>
-      <w:r>
-        <w:rPr>
-          <w:rFonts w:ascii="Times New Roman" w:hAnsi="Times New Roman" w:cs="Times New Roman"/>
-          <w:b w:val="0"/>
-          <w:bCs/>
-          <w:sz w:val="24"/>
-          <w:szCs w:val="24"/>
-          <w:shd w:val="clear" w:fill="auto"/>
-          <w:lang w:val="en-US"/>
-        </w:rPr>
-        <w:tab/>
-      </w:r>
-      <w:r>
-        <w:rPr>
-          <w:rFonts w:hint="default" w:ascii="Times New Roman" w:hAnsi="Times New Roman" w:cs="Times New Roman"/>
-          <w:b w:val="0"/>
-          <w:bCs/>
-          <w:sz w:val="24"/>
-          <w:szCs w:val="24"/>
-          <w:shd w:val="clear" w:fill="auto"/>
-          <w:lang w:val="en-US"/>
-        </w:rPr>
-        <w:tab/>
-      </w:r>
-      <w:r>
-        <w:rPr>
-          <w:rFonts w:ascii="Times New Roman" w:hAnsi="Times New Roman" w:cs="Times New Roman"/>
-          <w:b w:val="0"/>
-          <w:bCs/>
-          <w:sz w:val="24"/>
-          <w:szCs w:val="24"/>
-          <w:shd w:val="clear" w:fill="auto"/>
-          <w:lang w:val="en-US"/>
-        </w:rPr>
-        <w:t>${line_review_bonus_value}</w:t>
-      </w:r>
+      <w:bookmarkStart w:id="3" w:name="_GoBack"/>
+      <w:bookmarkEnd w:id="3"/>
     </w:p>
     <w:p>
       <w:pPr>
@@ -1749,8 +1811,6 @@
               </w:rPr>
               <w:t xml:space="preserve"> Pascal KOVE</w:t>
             </w:r>
-            <w:bookmarkStart w:id="3" w:name="_GoBack"/>
-            <w:bookmarkEnd w:id="3"/>
           </w:p>
           <w:p>
             <w:pPr>
